--- a/col_fill.docx
+++ b/col_fill.docx
@@ -57,12 +57,12 @@
         <w:tblLook w:val="04A0" w:firstRow="1" w:lastRow="0" w:firstColumn="1" w:lastColumn="0" w:noHBand="0" w:noVBand="1"/>
       </w:tblPr>
       <w:tblGrid>
-        <w:gridCol w:w="1587"/>
-        <w:gridCol w:w="2604"/>
-        <w:gridCol w:w="1372"/>
-        <w:gridCol w:w="1372"/>
-        <w:gridCol w:w="1372"/>
-        <w:gridCol w:w="1372"/>
+        <w:gridCol w:w="2158"/>
+        <w:gridCol w:w="1591"/>
+        <w:gridCol w:w="1591"/>
+        <w:gridCol w:w="1591"/>
+        <w:gridCol w:w="1374"/>
+        <w:gridCol w:w="1374"/>
       </w:tblGrid>
       <w:tr>
         <w:trPr>
@@ -476,6 +476,7 @@
         <w:tc>
           <w:tcPr>
             <w:tcW w:w="0" w:type="auto"/>
+            <w:gridSpan w:val="6"/>
             <w:tcBorders>
               <w:top w:val="single" w:sz="12" w:space="0" w:color="0170C1"/>
             </w:tcBorders>
@@ -484,136 +485,6 @@
           <w:p>
             <w:pPr>
               <w:jc w:val="center"/>
-              <w:rPr>
-                <w:rFonts w:hint="eastAsia"/>
-                <w:i/>
-                <w:color w:val="FF0000"/>
-                <w:sz w:val="21"/>
-                <w:szCs w:val="21"/>
-              </w:rPr>
-            </w:pPr>
-            <w:r>
-              <w:rPr>
-                <w:i/>
-                <w:color w:val="FF0000"/>
-                <w:sz w:val="21"/>
-                <w:szCs w:val="21"/>
-              </w:rPr>
-              <w:t>TP53</w:t>
-            </w:r>
-          </w:p>
-        </w:tc>
-        <w:tc>
-          <w:tcPr>
-            <w:tcW w:w="0" w:type="auto"/>
-            <w:tcBorders>
-              <w:top w:val="single" w:sz="12" w:space="0" w:color="0170C1"/>
-            </w:tcBorders>
-            <w:vAlign w:val="center"/>
-          </w:tcPr>
-          <w:p>
-            <w:pPr>
-              <w:jc w:val="center"/>
-              <w:rPr>
-                <w:rFonts w:cs="微软雅黑" w:hint="eastAsia"/>
-                <w:color w:val="FF0000"/>
-                <w:sz w:val="21"/>
-                <w:szCs w:val="21"/>
-              </w:rPr>
-            </w:pPr>
-            <w:r>
-              <w:rPr>
-                <w:color w:val="FF0000"/>
-                <w:sz w:val="21"/>
-                <w:szCs w:val="21"/>
-              </w:rPr>
-              <w:t>c.844C&gt;T</w:t>
-            </w:r>
-            <w:r>
-              <w:rPr>
-                <w:color w:val="FF0000"/>
-                <w:sz w:val="21"/>
-                <w:szCs w:val="21"/>
-              </w:rPr>
-              <w:br/>
-              <w:t>（p.R282W）</w:t>
-            </w:r>
-          </w:p>
-        </w:tc>
-        <w:tc>
-          <w:tcPr>
-            <w:tcW w:w="0" w:type="auto"/>
-            <w:tcBorders>
-              <w:top w:val="single" w:sz="12" w:space="0" w:color="0170C1"/>
-            </w:tcBorders>
-            <w:vAlign w:val="center"/>
-          </w:tcPr>
-          <w:p>
-            <w:pPr>
-              <w:jc w:val="center"/>
-              <w:rPr>
-                <w:rFonts w:hint="eastAsia"/>
-                <w:color w:val="FF0000"/>
-                <w:sz w:val="21"/>
-                <w:szCs w:val="21"/>
-              </w:rPr>
-            </w:pPr>
-            <w:r>
-              <w:rPr>
-                <w:color w:val="FF0000"/>
-                <w:sz w:val="21"/>
-                <w:szCs w:val="21"/>
-              </w:rPr>
-              <w:t>51.9%</w:t>
-            </w:r>
-          </w:p>
-        </w:tc>
-        <w:tc>
-          <w:tcPr>
-            <w:tcW w:w="0" w:type="auto"/>
-            <w:tcBorders>
-              <w:top w:val="single" w:sz="12" w:space="0" w:color="0170C1"/>
-            </w:tcBorders>
-            <w:vAlign w:val="center"/>
-          </w:tcPr>
-          <w:p>
-            <w:pPr>
-              <w:jc w:val="center"/>
-              <w:rPr>
-                <w:rFonts w:hint="eastAsia"/>
-                <w:color w:val="FF0000"/>
-                <w:sz w:val="21"/>
-                <w:szCs w:val="21"/>
-              </w:rPr>
-            </w:pPr>
-            <w:r>
-              <w:rPr>
-                <w:color w:val="FF0000"/>
-                <w:sz w:val="21"/>
-                <w:szCs w:val="21"/>
-              </w:rPr>
-              <w:t>-</w:t>
-            </w:r>
-          </w:p>
-        </w:tc>
-        <w:tc>
-          <w:tcPr>
-            <w:tcW w:w="0" w:type="auto"/>
-            <w:tcBorders>
-              <w:top w:val="single" w:sz="12" w:space="0" w:color="0170C1"/>
-            </w:tcBorders>
-            <w:vAlign w:val="center"/>
-          </w:tcPr>
-          <w:p>
-            <w:pPr>
-              <w:jc w:val="center"/>
-              <w:rPr>
-                <w:rFonts w:hint="eastAsia"/>
-                <w:sz w:val="21"/>
-                <w:szCs w:val="21"/>
-              </w:rPr>
-            </w:pPr>
-            <w:r>
               <w:rPr>
                 <w:color w:val="262626"/>
                 <w:sz w:val="21"/>
@@ -627,29 +498,10 @@
                   </w14:solidFill>
                 </w14:textFill>
               </w:rPr>
-              <w:t>-</w:t>
-            </w:r>
-          </w:p>
-        </w:tc>
-        <w:tc>
-          <w:tcPr>
-            <w:tcW w:w="0" w:type="auto"/>
-            <w:tcBorders>
-              <w:top w:val="single" w:sz="12" w:space="0" w:color="0170C1"/>
-            </w:tcBorders>
-            <w:vAlign w:val="center"/>
-          </w:tcPr>
-          <w:p>
-            <w:pPr>
-              <w:jc w:val="center"/>
-              <w:rPr>
-                <w:rFonts w:hint="eastAsia"/>
-                <w:sz w:val="21"/>
-                <w:szCs w:val="21"/>
-              </w:rPr>
             </w:pPr>
             <w:r>
               <w:rPr>
+                <w:rFonts w:hint="eastAsia"/>
                 <w:color w:val="262626"/>
                 <w:sz w:val="21"/>
                 <w:szCs w:val="21"/>
@@ -662,148 +514,30 @@
                   </w14:solidFill>
                 </w14:textFill>
               </w:rPr>
-              <w:t>-</w:t>
+              <w:t>{%tr if var.merge_order%}</w:t>
             </w:r>
           </w:p>
         </w:tc>
       </w:tr>
       <w:tr>
         <w:trPr>
-          <w:trHeight w:val="555"/>
+          <w:trHeight w:val="628"/>
           <w:jc w:val="center"/>
         </w:trPr>
         <w:tc>
           <w:tcPr>
             <w:tcW w:w="0" w:type="auto"/>
-            <w:shd w:val="clear" w:color="auto" w:fill="DEEBF7"/>
-            <w:vAlign w:val="center"/>
-          </w:tcPr>
-          <w:p>
-            <w:pPr>
-              <w:jc w:val="center"/>
-              <w:rPr>
-                <w:rFonts w:hint="eastAsia"/>
-                <w:i/>
-                <w:color w:val="FF0000"/>
-                <w:sz w:val="21"/>
-                <w:szCs w:val="21"/>
-              </w:rPr>
-            </w:pPr>
-            <w:r>
-              <w:rPr>
-                <w:i/>
-                <w:color w:val="FF0000"/>
-                <w:sz w:val="21"/>
-                <w:szCs w:val="21"/>
-              </w:rPr>
-              <w:t>APC</w:t>
-            </w:r>
-          </w:p>
-        </w:tc>
-        <w:tc>
-          <w:tcPr>
-            <w:tcW w:w="0" w:type="auto"/>
-            <w:shd w:val="clear" w:color="auto" w:fill="DEEBF7"/>
-            <w:vAlign w:val="center"/>
-          </w:tcPr>
-          <w:p>
-            <w:pPr>
-              <w:jc w:val="center"/>
-              <w:rPr>
-                <w:rFonts w:cs="微软雅黑" w:hint="eastAsia"/>
-                <w:color w:val="FF0000"/>
-                <w:sz w:val="21"/>
-                <w:szCs w:val="21"/>
-              </w:rPr>
-            </w:pPr>
-            <w:r>
-              <w:rPr>
-                <w:color w:val="FF0000"/>
-                <w:sz w:val="21"/>
-                <w:szCs w:val="21"/>
-              </w:rPr>
-              <w:t>c.637C&gt;T</w:t>
-            </w:r>
-            <w:r>
-              <w:rPr>
-                <w:color w:val="FF0000"/>
-                <w:sz w:val="21"/>
-                <w:szCs w:val="21"/>
-              </w:rPr>
-              <w:br/>
-              <w:t>（p.R213*）</w:t>
-            </w:r>
-          </w:p>
-        </w:tc>
-        <w:tc>
-          <w:tcPr>
-            <w:tcW w:w="0" w:type="auto"/>
-            <w:shd w:val="clear" w:color="auto" w:fill="DEEBF7"/>
-            <w:vAlign w:val="center"/>
-          </w:tcPr>
-          <w:p>
-            <w:pPr>
-              <w:jc w:val="center"/>
-              <w:rPr>
-                <w:rFonts w:hint="eastAsia"/>
-                <w:color w:val="FF0000"/>
-                <w:sz w:val="21"/>
-                <w:szCs w:val="21"/>
-              </w:rPr>
-            </w:pPr>
-            <w:r>
-              <w:rPr>
-                <w:color w:val="FF0000"/>
-                <w:sz w:val="21"/>
-                <w:szCs w:val="21"/>
-              </w:rPr>
-              <w:t>34.4%</w:t>
-            </w:r>
-          </w:p>
-        </w:tc>
-        <w:tc>
-          <w:tcPr>
-            <w:tcW w:w="0" w:type="auto"/>
-            <w:shd w:val="clear" w:color="auto" w:fill="DEEBF7"/>
-            <w:vAlign w:val="center"/>
-          </w:tcPr>
-          <w:p>
-            <w:pPr>
-              <w:jc w:val="center"/>
-              <w:rPr>
-                <w:rFonts w:hint="eastAsia"/>
-                <w:color w:val="FF0000"/>
-                <w:sz w:val="21"/>
-                <w:szCs w:val="21"/>
-              </w:rPr>
-            </w:pPr>
-            <w:r>
-              <w:rPr>
-                <w:color w:val="FF0000"/>
-                <w:sz w:val="21"/>
-                <w:szCs w:val="21"/>
-              </w:rPr>
-              <w:t>-</w:t>
-            </w:r>
-          </w:p>
-        </w:tc>
-        <w:tc>
-          <w:tcPr>
-            <w:tcW w:w="0" w:type="auto"/>
-            <w:shd w:val="clear" w:color="auto" w:fill="DEEBF7"/>
-            <w:vAlign w:val="center"/>
-          </w:tcPr>
-          <w:p>
-            <w:pPr>
-              <w:jc w:val="center"/>
-              <w:rPr>
-                <w:rFonts w:hint="eastAsia"/>
-                <w:sz w:val="21"/>
-                <w:szCs w:val="21"/>
-              </w:rPr>
-            </w:pPr>
-            <w:r>
-              <w:rPr>
+            <w:gridSpan w:val="6"/>
+            <w:tcBorders>
+              <w:top w:val="single" w:sz="12" w:space="0" w:color="0170C1"/>
+            </w:tcBorders>
+            <w:vAlign w:val="center"/>
+          </w:tcPr>
+          <w:p>
+            <w:pPr>
+              <w:jc w:val="center"/>
+              <w:rPr>
+                <w:rFonts w:hint="eastAsia"/>
                 <w:color w:val="262626"/>
                 <w:sz w:val="21"/>
                 <w:szCs w:val="21"/>
@@ -816,27 +550,10 @@
                   </w14:solidFill>
                 </w14:textFill>
               </w:rPr>
-              <w:t>-</w:t>
-            </w:r>
-          </w:p>
-        </w:tc>
-        <w:tc>
-          <w:tcPr>
-            <w:tcW w:w="0" w:type="auto"/>
-            <w:shd w:val="clear" w:color="auto" w:fill="DEEBF7"/>
-            <w:vAlign w:val="center"/>
-          </w:tcPr>
-          <w:p>
-            <w:pPr>
-              <w:jc w:val="center"/>
-              <w:rPr>
-                <w:rFonts w:hint="eastAsia"/>
-                <w:sz w:val="21"/>
-                <w:szCs w:val="21"/>
-              </w:rPr>
             </w:pPr>
             <w:r>
               <w:rPr>
+                <w:rFonts w:hint="eastAsia"/>
                 <w:color w:val="262626"/>
                 <w:sz w:val="21"/>
                 <w:szCs w:val="21"/>
@@ -849,8 +566,190 @@
                   </w14:solidFill>
                 </w14:textFill>
               </w:rPr>
-              <w:t>-</w:t>
+              <w:t>{%tr for a in var.merge_order%}</w:t>
             </w:r>
+          </w:p>
+        </w:tc>
+      </w:tr>
+      <w:tr>
+        <w:trPr>
+          <w:trHeight w:val="628"/>
+          <w:jc w:val="center"/>
+        </w:trPr>
+        <w:tc>
+          <w:tcPr>
+            <w:tcW w:w="0" w:type="auto"/>
+            <w:tcBorders>
+              <w:top w:val="single" w:sz="12" w:space="0" w:color="0170C1"/>
+            </w:tcBorders>
+            <w:vAlign w:val="center"/>
+          </w:tcPr>
+          <w:p>
+            <w:pPr>
+              <w:jc w:val="center"/>
+              <w:rPr>
+                <w:rFonts w:hint="eastAsia"/>
+                <w:i/>
+                <w:color w:val="FF0000"/>
+                <w:sz w:val="21"/>
+                <w:szCs w:val="21"/>
+              </w:rPr>
+            </w:pPr>
+            <w:r>
+              <w:rPr>
+                <w:rFonts w:hint="eastAsia"/>
+                <w:i/>
+                <w:color w:val="FF0000"/>
+                <w:sz w:val="21"/>
+                <w:szCs w:val="21"/>
+              </w:rPr>
+              <w:t>{{a.gene_symbol}}</w:t>
+            </w:r>
+          </w:p>
+        </w:tc>
+        <w:tc>
+          <w:tcPr>
+            <w:tcW w:w="0" w:type="auto"/>
+            <w:tcBorders>
+              <w:top w:val="single" w:sz="12" w:space="0" w:color="0170C1"/>
+            </w:tcBorders>
+            <w:vAlign w:val="center"/>
+          </w:tcPr>
+          <w:p>
+            <w:pPr>
+              <w:jc w:val="center"/>
+              <w:rPr>
+                <w:rFonts w:cs="微软雅黑" w:hint="eastAsia"/>
+                <w:color w:val="FF0000"/>
+                <w:sz w:val="21"/>
+                <w:szCs w:val="21"/>
+              </w:rPr>
+            </w:pPr>
+            <w:r>
+              <w:rPr>
+                <w:rFonts w:cs="微软雅黑" w:hint="eastAsia"/>
+                <w:color w:val="FF0000"/>
+                <w:sz w:val="21"/>
+                <w:szCs w:val="21"/>
+              </w:rPr>
+              <w:t>{{a.hgvs_c}}</w:t>
+            </w:r>
+          </w:p>
+          <w:p>
+            <w:pPr>
+              <w:jc w:val="center"/>
+              <w:rPr>
+                <w:rFonts w:cs="微软雅黑" w:hint="eastAsia"/>
+                <w:color w:val="FF0000"/>
+                <w:sz w:val="21"/>
+                <w:szCs w:val="21"/>
+              </w:rPr>
+            </w:pPr>
+            <w:r>
+              <w:rPr>
+                <w:rFonts w:cs="微软雅黑" w:hint="eastAsia"/>
+                <w:color w:val="FF0000"/>
+                <w:sz w:val="21"/>
+                <w:szCs w:val="21"/>
+              </w:rPr>
+              <w:t>{{a.hgvs_p}}</w:t>
+            </w:r>
+          </w:p>
+        </w:tc>
+        <w:tc>
+          <w:tcPr>
+            <w:tcW w:w="0" w:type="auto"/>
+            <w:tcBorders>
+              <w:top w:val="single" w:sz="12" w:space="0" w:color="0170C1"/>
+            </w:tcBorders>
+            <w:vAlign w:val="center"/>
+          </w:tcPr>
+          <w:p>
+            <w:pPr>
+              <w:jc w:val="center"/>
+              <w:rPr>
+                <w:rFonts w:hint="eastAsia"/>
+                <w:color w:val="FF0000"/>
+                <w:sz w:val="21"/>
+                <w:szCs w:val="21"/>
+              </w:rPr>
+            </w:pPr>
+            <w:r>
+              <w:rPr>
+                <w:rFonts w:hint="eastAsia"/>
+                <w:color w:val="FF0000"/>
+                <w:sz w:val="21"/>
+                <w:szCs w:val="21"/>
+              </w:rPr>
+              <w:t>{{a.freq_1}}</w:t>
+            </w:r>
+          </w:p>
+        </w:tc>
+        <w:tc>
+          <w:tcPr>
+            <w:tcW w:w="0" w:type="auto"/>
+            <w:tcBorders>
+              <w:top w:val="single" w:sz="12" w:space="0" w:color="0170C1"/>
+            </w:tcBorders>
+            <w:vAlign w:val="center"/>
+          </w:tcPr>
+          <w:p>
+            <w:pPr>
+              <w:jc w:val="center"/>
+              <w:rPr>
+                <w:rFonts w:hint="eastAsia"/>
+                <w:color w:val="FF0000"/>
+                <w:sz w:val="21"/>
+                <w:szCs w:val="21"/>
+              </w:rPr>
+            </w:pPr>
+            <w:r>
+              <w:rPr>
+                <w:rFonts w:hint="eastAsia"/>
+                <w:color w:val="FF0000"/>
+                <w:sz w:val="21"/>
+                <w:szCs w:val="21"/>
+              </w:rPr>
+              <w:t>{{a.freq_2}}</w:t>
+            </w:r>
+          </w:p>
+        </w:tc>
+        <w:tc>
+          <w:tcPr>
+            <w:tcW w:w="0" w:type="auto"/>
+            <w:tcBorders>
+              <w:top w:val="single" w:sz="12" w:space="0" w:color="0170C1"/>
+            </w:tcBorders>
+            <w:vAlign w:val="center"/>
+          </w:tcPr>
+          <w:p>
+            <w:pPr>
+              <w:jc w:val="center"/>
+              <w:rPr>
+                <w:rFonts w:hint="eastAsia"/>
+                <w:sz w:val="21"/>
+                <w:szCs w:val="21"/>
+              </w:rPr>
+            </w:pPr>
+          </w:p>
+        </w:tc>
+        <w:tc>
+          <w:tcPr>
+            <w:tcW w:w="0" w:type="auto"/>
+            <w:tcBorders>
+              <w:top w:val="single" w:sz="12" w:space="0" w:color="0170C1"/>
+            </w:tcBorders>
+            <w:vAlign w:val="center"/>
+          </w:tcPr>
+          <w:p>
+            <w:pPr>
+              <w:jc w:val="center"/>
+              <w:rPr>
+                <w:rFonts w:hint="eastAsia"/>
+                <w:sz w:val="21"/>
+                <w:szCs w:val="21"/>
+              </w:rPr>
+            </w:pPr>
           </w:p>
         </w:tc>
       </w:tr>
@@ -862,175 +761,26 @@
         <w:tc>
           <w:tcPr>
             <w:tcW w:w="0" w:type="auto"/>
-            <w:vAlign w:val="center"/>
-          </w:tcPr>
-          <w:p>
-            <w:pPr>
-              <w:jc w:val="center"/>
-              <w:rPr>
-                <w:rFonts w:hint="eastAsia"/>
-                <w:i/>
-                <w:color w:val="FF0000"/>
+            <w:gridSpan w:val="6"/>
+            <w:shd w:val="clear" w:color="auto" w:fill="DEEBF7"/>
+            <w:vAlign w:val="center"/>
+          </w:tcPr>
+          <w:p>
+            <w:pPr>
+              <w:jc w:val="center"/>
+              <w:rPr>
+                <w:rFonts w:hint="eastAsia"/>
                 <w:sz w:val="21"/>
                 <w:szCs w:val="21"/>
               </w:rPr>
             </w:pPr>
             <w:r>
               <w:rPr>
-                <w:i/>
-                <w:color w:val="FF0000"/>
-                <w:sz w:val="21"/>
-                <w:szCs w:val="21"/>
-              </w:rPr>
-              <w:t>FBXW7</w:t>
-            </w:r>
-          </w:p>
-        </w:tc>
-        <w:tc>
-          <w:tcPr>
-            <w:tcW w:w="0" w:type="auto"/>
-            <w:vAlign w:val="center"/>
-          </w:tcPr>
-          <w:p>
-            <w:pPr>
-              <w:jc w:val="center"/>
-              <w:rPr>
-                <w:rFonts w:cs="微软雅黑" w:hint="eastAsia"/>
-                <w:color w:val="FF0000"/>
-                <w:sz w:val="21"/>
-                <w:szCs w:val="21"/>
-              </w:rPr>
-            </w:pPr>
-            <w:r>
-              <w:rPr>
-                <w:color w:val="FF0000"/>
-                <w:sz w:val="21"/>
-                <w:szCs w:val="21"/>
-              </w:rPr>
-              <w:t>c.1514G&gt;T</w:t>
-            </w:r>
-            <w:r>
-              <w:rPr>
-                <w:color w:val="FF0000"/>
-                <w:sz w:val="21"/>
-                <w:szCs w:val="21"/>
-              </w:rPr>
-              <w:br/>
-              <w:t>（p.R505L）</w:t>
-            </w:r>
-          </w:p>
-        </w:tc>
-        <w:tc>
-          <w:tcPr>
-            <w:tcW w:w="0" w:type="auto"/>
-            <w:vAlign w:val="center"/>
-          </w:tcPr>
-          <w:p>
-            <w:pPr>
-              <w:jc w:val="center"/>
-              <w:rPr>
-                <w:rFonts w:hint="eastAsia"/>
-                <w:color w:val="FF0000"/>
-                <w:sz w:val="21"/>
-                <w:szCs w:val="21"/>
-              </w:rPr>
-            </w:pPr>
-            <w:r>
-              <w:rPr>
-                <w:color w:val="FF0000"/>
-                <w:sz w:val="21"/>
-                <w:szCs w:val="21"/>
-              </w:rPr>
-              <w:t>33.1%</w:t>
-            </w:r>
-          </w:p>
-        </w:tc>
-        <w:tc>
-          <w:tcPr>
-            <w:tcW w:w="0" w:type="auto"/>
-            <w:vAlign w:val="center"/>
-          </w:tcPr>
-          <w:p>
-            <w:pPr>
-              <w:jc w:val="center"/>
-              <w:rPr>
-                <w:rFonts w:hint="eastAsia"/>
-                <w:color w:val="FF0000"/>
-                <w:sz w:val="21"/>
-                <w:szCs w:val="21"/>
-              </w:rPr>
-            </w:pPr>
-            <w:r>
-              <w:rPr>
-                <w:color w:val="FF0000"/>
-                <w:sz w:val="21"/>
-                <w:szCs w:val="21"/>
-              </w:rPr>
-              <w:t>-</w:t>
-            </w:r>
-          </w:p>
-        </w:tc>
-        <w:tc>
-          <w:tcPr>
-            <w:tcW w:w="0" w:type="auto"/>
-            <w:vAlign w:val="center"/>
-          </w:tcPr>
-          <w:p>
-            <w:pPr>
-              <w:jc w:val="center"/>
-              <w:rPr>
-                <w:rFonts w:hint="eastAsia"/>
-                <w:sz w:val="21"/>
-                <w:szCs w:val="21"/>
-              </w:rPr>
-            </w:pPr>
-            <w:r>
-              <w:rPr>
-                <w:color w:val="262626"/>
-                <w:sz w:val="21"/>
-                <w:szCs w:val="21"/>
-                <w14:textFill>
-                  <w14:solidFill>
-                    <w14:srgbClr w14:val="262626">
-                      <w14:lumMod w14:val="85000"/>
-                      <w14:lumOff w14:val="15000"/>
-                    </w14:srgbClr>
-                  </w14:solidFill>
-                </w14:textFill>
-              </w:rPr>
-              <w:t>-</w:t>
-            </w:r>
-          </w:p>
-        </w:tc>
-        <w:tc>
-          <w:tcPr>
-            <w:tcW w:w="0" w:type="auto"/>
-            <w:vAlign w:val="center"/>
-          </w:tcPr>
-          <w:p>
-            <w:pPr>
-              <w:jc w:val="center"/>
-              <w:rPr>
-                <w:rFonts w:hint="eastAsia"/>
-                <w:sz w:val="21"/>
-                <w:szCs w:val="21"/>
-              </w:rPr>
-            </w:pPr>
-            <w:r>
-              <w:rPr>
-                <w:color w:val="262626"/>
-                <w:sz w:val="21"/>
-                <w:szCs w:val="21"/>
-                <w14:textFill>
-                  <w14:solidFill>
-                    <w14:srgbClr w14:val="262626">
-                      <w14:lumMod w14:val="85000"/>
-                      <w14:lumOff w14:val="15000"/>
-                    </w14:srgbClr>
-                  </w14:solidFill>
-                </w14:textFill>
-              </w:rPr>
-              <w:t>-</w:t>
+                <w:rFonts w:hint="eastAsia"/>
+                <w:sz w:val="21"/>
+                <w:szCs w:val="21"/>
+              </w:rPr>
+              <w:t>{%tr endfor%}</w:t>
             </w:r>
           </w:p>
         </w:tc>
@@ -1043,181 +793,25 @@
         <w:tc>
           <w:tcPr>
             <w:tcW w:w="0" w:type="auto"/>
-            <w:shd w:val="clear" w:color="auto" w:fill="DEEBF7"/>
-            <w:vAlign w:val="center"/>
-          </w:tcPr>
-          <w:p>
-            <w:pPr>
-              <w:jc w:val="center"/>
-              <w:rPr>
-                <w:rFonts w:hint="eastAsia"/>
-                <w:i/>
-                <w:color w:val="FF0000"/>
+            <w:gridSpan w:val="6"/>
+            <w:vAlign w:val="center"/>
+          </w:tcPr>
+          <w:p>
+            <w:pPr>
+              <w:jc w:val="center"/>
+              <w:rPr>
+                <w:rFonts w:hint="eastAsia"/>
                 <w:sz w:val="21"/>
                 <w:szCs w:val="21"/>
               </w:rPr>
             </w:pPr>
             <w:r>
               <w:rPr>
-                <w:i/>
-                <w:color w:val="FF0000"/>
-                <w:sz w:val="21"/>
-                <w:szCs w:val="21"/>
-              </w:rPr>
-              <w:t>FBXW7</w:t>
-            </w:r>
-          </w:p>
-        </w:tc>
-        <w:tc>
-          <w:tcPr>
-            <w:tcW w:w="0" w:type="auto"/>
-            <w:shd w:val="clear" w:color="auto" w:fill="DEEBF7"/>
-            <w:vAlign w:val="center"/>
-          </w:tcPr>
-          <w:p>
-            <w:pPr>
-              <w:jc w:val="center"/>
-              <w:rPr>
-                <w:rFonts w:cs="微软雅黑" w:hint="eastAsia"/>
-                <w:color w:val="FF0000"/>
-                <w:sz w:val="21"/>
-                <w:szCs w:val="21"/>
-              </w:rPr>
-            </w:pPr>
-            <w:r>
-              <w:rPr>
-                <w:color w:val="FF0000"/>
-                <w:sz w:val="21"/>
-                <w:szCs w:val="21"/>
-              </w:rPr>
-              <w:t>c.1745C&gt;T</w:t>
-            </w:r>
-            <w:r>
-              <w:rPr>
-                <w:color w:val="FF0000"/>
-                <w:sz w:val="21"/>
-                <w:szCs w:val="21"/>
-              </w:rPr>
-              <w:br/>
-              <w:t>（p.S582L）</w:t>
-            </w:r>
-          </w:p>
-        </w:tc>
-        <w:tc>
-          <w:tcPr>
-            <w:tcW w:w="0" w:type="auto"/>
-            <w:shd w:val="clear" w:color="auto" w:fill="DEEBF7"/>
-            <w:vAlign w:val="center"/>
-          </w:tcPr>
-          <w:p>
-            <w:pPr>
-              <w:jc w:val="center"/>
-              <w:rPr>
-                <w:rFonts w:hint="eastAsia"/>
-                <w:color w:val="FF0000"/>
-                <w:sz w:val="21"/>
-                <w:szCs w:val="21"/>
-              </w:rPr>
-            </w:pPr>
-            <w:r>
-              <w:rPr>
-                <w:color w:val="FF0000"/>
-                <w:sz w:val="21"/>
-                <w:szCs w:val="21"/>
-              </w:rPr>
-              <w:t>33.1%</w:t>
-            </w:r>
-          </w:p>
-        </w:tc>
-        <w:tc>
-          <w:tcPr>
-            <w:tcW w:w="0" w:type="auto"/>
-            <w:shd w:val="clear" w:color="auto" w:fill="DEEBF7"/>
-            <w:vAlign w:val="center"/>
-          </w:tcPr>
-          <w:p>
-            <w:pPr>
-              <w:jc w:val="center"/>
-              <w:rPr>
-                <w:rFonts w:hint="eastAsia"/>
-                <w:color w:val="FF0000"/>
-                <w:sz w:val="21"/>
-                <w:szCs w:val="21"/>
-              </w:rPr>
-            </w:pPr>
-            <w:r>
-              <w:rPr>
-                <w:color w:val="FF0000"/>
-                <w:sz w:val="21"/>
-                <w:szCs w:val="21"/>
-              </w:rPr>
-              <w:t>-</w:t>
-            </w:r>
-          </w:p>
-        </w:tc>
-        <w:tc>
-          <w:tcPr>
-            <w:tcW w:w="0" w:type="auto"/>
-            <w:shd w:val="clear" w:color="auto" w:fill="DEEBF7"/>
-            <w:vAlign w:val="center"/>
-          </w:tcPr>
-          <w:p>
-            <w:pPr>
-              <w:jc w:val="center"/>
-              <w:rPr>
-                <w:rFonts w:hint="eastAsia"/>
-                <w:sz w:val="21"/>
-                <w:szCs w:val="21"/>
-              </w:rPr>
-            </w:pPr>
-            <w:r>
-              <w:rPr>
-                <w:color w:val="262626"/>
-                <w:sz w:val="21"/>
-                <w:szCs w:val="21"/>
-                <w14:textFill>
-                  <w14:solidFill>
-                    <w14:srgbClr w14:val="262626">
-                      <w14:lumMod w14:val="85000"/>
-                      <w14:lumOff w14:val="15000"/>
-                    </w14:srgbClr>
-                  </w14:solidFill>
-                </w14:textFill>
-              </w:rPr>
-              <w:t>-</w:t>
-            </w:r>
-          </w:p>
-        </w:tc>
-        <w:tc>
-          <w:tcPr>
-            <w:tcW w:w="0" w:type="auto"/>
-            <w:shd w:val="clear" w:color="auto" w:fill="DEEBF7"/>
-            <w:vAlign w:val="center"/>
-          </w:tcPr>
-          <w:p>
-            <w:pPr>
-              <w:jc w:val="center"/>
-              <w:rPr>
-                <w:rFonts w:hint="eastAsia"/>
-                <w:sz w:val="21"/>
-                <w:szCs w:val="21"/>
-              </w:rPr>
-            </w:pPr>
-            <w:r>
-              <w:rPr>
-                <w:color w:val="262626"/>
-                <w:sz w:val="21"/>
-                <w:szCs w:val="21"/>
-                <w14:textFill>
-                  <w14:solidFill>
-                    <w14:srgbClr w14:val="262626">
-                      <w14:lumMod w14:val="85000"/>
-                      <w14:lumOff w14:val="15000"/>
-                    </w14:srgbClr>
-                  </w14:solidFill>
-                </w14:textFill>
-              </w:rPr>
-              <w:t>-</w:t>
+                <w:rFonts w:hint="eastAsia"/>
+                <w:sz w:val="21"/>
+                <w:szCs w:val="21"/>
+              </w:rPr>
+              <w:t>{%tr endif%}</w:t>
             </w:r>
           </w:p>
         </w:tc>
@@ -1230,6 +824,7 @@
         <w:tc>
           <w:tcPr>
             <w:tcW w:w="0" w:type="auto"/>
+            <w:shd w:val="clear" w:color="auto" w:fill="DEEBF7"/>
             <w:vAlign w:val="center"/>
           </w:tcPr>
           <w:p>
@@ -1243,20 +838,12 @@
                 <w:szCs w:val="21"/>
               </w:rPr>
             </w:pPr>
-            <w:r>
-              <w:rPr>
-                <w:i/>
-                <w:color w:val="FF0000"/>
-                <w:sz w:val="21"/>
-                <w:szCs w:val="21"/>
-              </w:rPr>
-              <w:t>FLT1</w:t>
-            </w:r>
-          </w:p>
-        </w:tc>
-        <w:tc>
-          <w:tcPr>
-            <w:tcW w:w="0" w:type="auto"/>
+          </w:p>
+        </w:tc>
+        <w:tc>
+          <w:tcPr>
+            <w:tcW w:w="0" w:type="auto"/>
+            <w:shd w:val="clear" w:color="auto" w:fill="DEEBF7"/>
             <w:vAlign w:val="center"/>
           </w:tcPr>
           <w:p>
@@ -1269,137 +856,76 @@
                 <w:szCs w:val="21"/>
               </w:rPr>
             </w:pPr>
-            <w:r>
-              <w:rPr>
-                <w:color w:val="FF0000"/>
-                <w:sz w:val="21"/>
-                <w:szCs w:val="21"/>
-              </w:rPr>
-              <w:t>c.3372C&gt;A</w:t>
-            </w:r>
-            <w:r>
-              <w:rPr>
-                <w:color w:val="FF0000"/>
-                <w:sz w:val="21"/>
-                <w:szCs w:val="21"/>
-              </w:rPr>
-              <w:br/>
-              <w:t>（p.Y1124*）</w:t>
-            </w:r>
-          </w:p>
-        </w:tc>
-        <w:tc>
-          <w:tcPr>
-            <w:tcW w:w="0" w:type="auto"/>
-            <w:vAlign w:val="center"/>
-          </w:tcPr>
-          <w:p>
-            <w:pPr>
-              <w:jc w:val="center"/>
-              <w:rPr>
-                <w:rFonts w:hint="eastAsia"/>
-                <w:color w:val="FF0000"/>
-                <w:sz w:val="21"/>
-                <w:szCs w:val="21"/>
-              </w:rPr>
-            </w:pPr>
-            <w:r>
-              <w:rPr>
-                <w:color w:val="FF0000"/>
-                <w:sz w:val="21"/>
-                <w:szCs w:val="21"/>
-              </w:rPr>
-              <w:t>31.3%</w:t>
-            </w:r>
-          </w:p>
-        </w:tc>
-        <w:tc>
-          <w:tcPr>
-            <w:tcW w:w="0" w:type="auto"/>
-            <w:vAlign w:val="center"/>
-          </w:tcPr>
-          <w:p>
-            <w:pPr>
-              <w:jc w:val="center"/>
-              <w:rPr>
-                <w:rFonts w:hint="eastAsia"/>
-                <w:color w:val="FF0000"/>
-                <w:sz w:val="21"/>
-                <w:szCs w:val="21"/>
-              </w:rPr>
-            </w:pPr>
-            <w:r>
-              <w:rPr>
-                <w:color w:val="FF0000"/>
-                <w:sz w:val="21"/>
-                <w:szCs w:val="21"/>
-              </w:rPr>
-              <w:t>-</w:t>
-            </w:r>
-          </w:p>
-        </w:tc>
-        <w:tc>
-          <w:tcPr>
-            <w:tcW w:w="0" w:type="auto"/>
-            <w:vAlign w:val="center"/>
-          </w:tcPr>
-          <w:p>
-            <w:pPr>
-              <w:jc w:val="center"/>
-              <w:rPr>
-                <w:rFonts w:hint="eastAsia"/>
-                <w:sz w:val="21"/>
-                <w:szCs w:val="21"/>
-              </w:rPr>
-            </w:pPr>
-            <w:r>
-              <w:rPr>
-                <w:color w:val="262626"/>
-                <w:sz w:val="21"/>
-                <w:szCs w:val="21"/>
-                <w14:textFill>
-                  <w14:solidFill>
-                    <w14:srgbClr w14:val="262626">
-                      <w14:lumMod w14:val="85000"/>
-                      <w14:lumOff w14:val="15000"/>
-                    </w14:srgbClr>
-                  </w14:solidFill>
-                </w14:textFill>
-              </w:rPr>
-              <w:t>-</w:t>
-            </w:r>
-          </w:p>
-        </w:tc>
-        <w:tc>
-          <w:tcPr>
-            <w:tcW w:w="0" w:type="auto"/>
-            <w:vAlign w:val="center"/>
-          </w:tcPr>
-          <w:p>
-            <w:pPr>
-              <w:jc w:val="center"/>
-              <w:rPr>
-                <w:rFonts w:hint="eastAsia"/>
-                <w:sz w:val="21"/>
-                <w:szCs w:val="21"/>
-              </w:rPr>
-            </w:pPr>
-            <w:r>
-              <w:rPr>
-                <w:color w:val="262626"/>
-                <w:sz w:val="21"/>
-                <w:szCs w:val="21"/>
-                <w14:textFill>
-                  <w14:solidFill>
-                    <w14:srgbClr w14:val="262626">
-                      <w14:lumMod w14:val="85000"/>
-                      <w14:lumOff w14:val="15000"/>
-                    </w14:srgbClr>
-                  </w14:solidFill>
-                </w14:textFill>
-              </w:rPr>
-              <w:t>-</w:t>
-            </w:r>
+          </w:p>
+        </w:tc>
+        <w:tc>
+          <w:tcPr>
+            <w:tcW w:w="0" w:type="auto"/>
+            <w:shd w:val="clear" w:color="auto" w:fill="DEEBF7"/>
+            <w:vAlign w:val="center"/>
+          </w:tcPr>
+          <w:p>
+            <w:pPr>
+              <w:jc w:val="center"/>
+              <w:rPr>
+                <w:rFonts w:hint="eastAsia"/>
+                <w:color w:val="FF0000"/>
+                <w:sz w:val="21"/>
+                <w:szCs w:val="21"/>
+              </w:rPr>
+            </w:pPr>
+          </w:p>
+        </w:tc>
+        <w:tc>
+          <w:tcPr>
+            <w:tcW w:w="0" w:type="auto"/>
+            <w:shd w:val="clear" w:color="auto" w:fill="DEEBF7"/>
+            <w:vAlign w:val="center"/>
+          </w:tcPr>
+          <w:p>
+            <w:pPr>
+              <w:jc w:val="center"/>
+              <w:rPr>
+                <w:rFonts w:hint="eastAsia"/>
+                <w:color w:val="FF0000"/>
+                <w:sz w:val="21"/>
+                <w:szCs w:val="21"/>
+              </w:rPr>
+            </w:pPr>
+          </w:p>
+        </w:tc>
+        <w:tc>
+          <w:tcPr>
+            <w:tcW w:w="0" w:type="auto"/>
+            <w:shd w:val="clear" w:color="auto" w:fill="DEEBF7"/>
+            <w:vAlign w:val="center"/>
+          </w:tcPr>
+          <w:p>
+            <w:pPr>
+              <w:jc w:val="center"/>
+              <w:rPr>
+                <w:rFonts w:hint="eastAsia"/>
+                <w:sz w:val="21"/>
+                <w:szCs w:val="21"/>
+              </w:rPr>
+            </w:pPr>
+          </w:p>
+        </w:tc>
+        <w:tc>
+          <w:tcPr>
+            <w:tcW w:w="0" w:type="auto"/>
+            <w:shd w:val="clear" w:color="auto" w:fill="DEEBF7"/>
+            <w:vAlign w:val="center"/>
+          </w:tcPr>
+          <w:p>
+            <w:pPr>
+              <w:jc w:val="center"/>
+              <w:rPr>
+                <w:rFonts w:hint="eastAsia"/>
+                <w:sz w:val="21"/>
+                <w:szCs w:val="21"/>
+              </w:rPr>
+            </w:pPr>
           </w:p>
         </w:tc>
       </w:tr>
@@ -1411,7 +937,6 @@
         <w:tc>
           <w:tcPr>
             <w:tcW w:w="0" w:type="auto"/>
-            <w:shd w:val="clear" w:color="auto" w:fill="DEEBF7"/>
             <w:vAlign w:val="center"/>
           </w:tcPr>
           <w:p>
@@ -1425,21 +950,11 @@
                 <w:szCs w:val="21"/>
               </w:rPr>
             </w:pPr>
-            <w:r>
-              <w:rPr>
-                <w:i/>
-                <w:color w:val="FF0000"/>
-                <w:sz w:val="21"/>
-                <w:szCs w:val="21"/>
-              </w:rPr>
-              <w:t>FLT4</w:t>
-            </w:r>
-          </w:p>
-        </w:tc>
-        <w:tc>
-          <w:tcPr>
-            <w:tcW w:w="0" w:type="auto"/>
-            <w:shd w:val="clear" w:color="auto" w:fill="DEEBF7"/>
+          </w:p>
+        </w:tc>
+        <w:tc>
+          <w:tcPr>
+            <w:tcW w:w="0" w:type="auto"/>
             <w:vAlign w:val="center"/>
           </w:tcPr>
           <w:p>
@@ -1452,141 +967,72 @@
                 <w:szCs w:val="21"/>
               </w:rPr>
             </w:pPr>
-            <w:r>
-              <w:rPr>
-                <w:color w:val="FF0000"/>
-                <w:sz w:val="21"/>
-                <w:szCs w:val="21"/>
-              </w:rPr>
-              <w:t>c.3433C&gt;T</w:t>
-            </w:r>
-            <w:r>
-              <w:rPr>
-                <w:color w:val="FF0000"/>
-                <w:sz w:val="21"/>
-                <w:szCs w:val="21"/>
-              </w:rPr>
-              <w:br/>
-              <w:t>（p.R1145C）</w:t>
-            </w:r>
-          </w:p>
-        </w:tc>
-        <w:tc>
-          <w:tcPr>
-            <w:tcW w:w="0" w:type="auto"/>
-            <w:shd w:val="clear" w:color="auto" w:fill="DEEBF7"/>
-            <w:vAlign w:val="center"/>
-          </w:tcPr>
-          <w:p>
-            <w:pPr>
-              <w:jc w:val="center"/>
-              <w:rPr>
-                <w:rFonts w:hint="eastAsia"/>
-                <w:color w:val="FF0000"/>
-                <w:sz w:val="21"/>
-                <w:szCs w:val="21"/>
-              </w:rPr>
-            </w:pPr>
-            <w:r>
-              <w:rPr>
-                <w:color w:val="FF0000"/>
-                <w:sz w:val="21"/>
-                <w:szCs w:val="21"/>
-              </w:rPr>
-              <w:t>6.0%</w:t>
-            </w:r>
-          </w:p>
-        </w:tc>
-        <w:tc>
-          <w:tcPr>
-            <w:tcW w:w="0" w:type="auto"/>
-            <w:shd w:val="clear" w:color="auto" w:fill="DEEBF7"/>
-            <w:vAlign w:val="center"/>
-          </w:tcPr>
-          <w:p>
-            <w:pPr>
-              <w:jc w:val="center"/>
-              <w:rPr>
-                <w:rFonts w:hint="eastAsia"/>
-                <w:color w:val="FF0000"/>
-                <w:sz w:val="21"/>
-                <w:szCs w:val="21"/>
-              </w:rPr>
-            </w:pPr>
-            <w:r>
-              <w:rPr>
-                <w:color w:val="FF0000"/>
-                <w:sz w:val="21"/>
-                <w:szCs w:val="21"/>
-              </w:rPr>
-              <w:t>-</w:t>
-            </w:r>
-          </w:p>
-        </w:tc>
-        <w:tc>
-          <w:tcPr>
-            <w:tcW w:w="0" w:type="auto"/>
-            <w:shd w:val="clear" w:color="auto" w:fill="DEEBF7"/>
-            <w:vAlign w:val="center"/>
-          </w:tcPr>
-          <w:p>
-            <w:pPr>
-              <w:jc w:val="center"/>
-              <w:rPr>
-                <w:rFonts w:hint="eastAsia"/>
-                <w:sz w:val="21"/>
-                <w:szCs w:val="21"/>
-              </w:rPr>
-            </w:pPr>
-            <w:r>
-              <w:rPr>
-                <w:color w:val="262626"/>
-                <w:sz w:val="21"/>
-                <w:szCs w:val="21"/>
-                <w14:textFill>
-                  <w14:solidFill>
-                    <w14:srgbClr w14:val="262626">
-                      <w14:lumMod w14:val="85000"/>
-                      <w14:lumOff w14:val="15000"/>
-                    </w14:srgbClr>
-                  </w14:solidFill>
-                </w14:textFill>
-              </w:rPr>
-              <w:t>-</w:t>
-            </w:r>
-          </w:p>
-        </w:tc>
-        <w:tc>
-          <w:tcPr>
-            <w:tcW w:w="0" w:type="auto"/>
-            <w:shd w:val="clear" w:color="auto" w:fill="DEEBF7"/>
-            <w:vAlign w:val="center"/>
-          </w:tcPr>
-          <w:p>
-            <w:pPr>
-              <w:jc w:val="center"/>
-              <w:rPr>
-                <w:rFonts w:hint="eastAsia"/>
-                <w:sz w:val="21"/>
-                <w:szCs w:val="21"/>
-              </w:rPr>
-            </w:pPr>
-            <w:r>
-              <w:rPr>
-                <w:color w:val="262626"/>
-                <w:sz w:val="21"/>
-                <w:szCs w:val="21"/>
-                <w14:textFill>
-                  <w14:solidFill>
-                    <w14:srgbClr w14:val="262626">
-                      <w14:lumMod w14:val="85000"/>
-                      <w14:lumOff w14:val="15000"/>
-                    </w14:srgbClr>
-                  </w14:solidFill>
-                </w14:textFill>
-              </w:rPr>
-              <w:t>-</w:t>
-            </w:r>
+          </w:p>
+        </w:tc>
+        <w:tc>
+          <w:tcPr>
+            <w:tcW w:w="0" w:type="auto"/>
+            <w:vAlign w:val="center"/>
+          </w:tcPr>
+          <w:p>
+            <w:pPr>
+              <w:jc w:val="center"/>
+              <w:rPr>
+                <w:rFonts w:hint="eastAsia"/>
+                <w:color w:val="FF0000"/>
+                <w:sz w:val="21"/>
+                <w:szCs w:val="21"/>
+              </w:rPr>
+            </w:pPr>
+          </w:p>
+        </w:tc>
+        <w:tc>
+          <w:tcPr>
+            <w:tcW w:w="0" w:type="auto"/>
+            <w:vAlign w:val="center"/>
+          </w:tcPr>
+          <w:p>
+            <w:pPr>
+              <w:jc w:val="center"/>
+              <w:rPr>
+                <w:rFonts w:hint="eastAsia"/>
+                <w:color w:val="FF0000"/>
+                <w:sz w:val="21"/>
+                <w:szCs w:val="21"/>
+              </w:rPr>
+            </w:pPr>
+          </w:p>
+        </w:tc>
+        <w:tc>
+          <w:tcPr>
+            <w:tcW w:w="0" w:type="auto"/>
+            <w:vAlign w:val="center"/>
+          </w:tcPr>
+          <w:p>
+            <w:pPr>
+              <w:jc w:val="center"/>
+              <w:rPr>
+                <w:rFonts w:hint="eastAsia"/>
+                <w:sz w:val="21"/>
+                <w:szCs w:val="21"/>
+              </w:rPr>
+            </w:pPr>
+          </w:p>
+        </w:tc>
+        <w:tc>
+          <w:tcPr>
+            <w:tcW w:w="0" w:type="auto"/>
+            <w:vAlign w:val="center"/>
+          </w:tcPr>
+          <w:p>
+            <w:pPr>
+              <w:jc w:val="center"/>
+              <w:rPr>
+                <w:rFonts w:hint="eastAsia"/>
+                <w:sz w:val="21"/>
+                <w:szCs w:val="21"/>
+              </w:rPr>
+            </w:pPr>
           </w:p>
         </w:tc>
       </w:tr>
@@ -1598,6 +1044,7 @@
         <w:tc>
           <w:tcPr>
             <w:tcW w:w="0" w:type="auto"/>
+            <w:shd w:val="clear" w:color="auto" w:fill="DEEBF7"/>
             <w:vAlign w:val="center"/>
           </w:tcPr>
           <w:p>
@@ -1611,20 +1058,12 @@
                 <w:szCs w:val="21"/>
               </w:rPr>
             </w:pPr>
-            <w:r>
-              <w:rPr>
-                <w:i/>
-                <w:color w:val="FF0000"/>
-                <w:sz w:val="21"/>
-                <w:szCs w:val="21"/>
-              </w:rPr>
-              <w:t>FGFR2</w:t>
-            </w:r>
-          </w:p>
-        </w:tc>
-        <w:tc>
-          <w:tcPr>
-            <w:tcW w:w="0" w:type="auto"/>
+          </w:p>
+        </w:tc>
+        <w:tc>
+          <w:tcPr>
+            <w:tcW w:w="0" w:type="auto"/>
+            <w:shd w:val="clear" w:color="auto" w:fill="DEEBF7"/>
             <w:vAlign w:val="center"/>
           </w:tcPr>
           <w:p>
@@ -1637,137 +1076,76 @@
                 <w:szCs w:val="21"/>
               </w:rPr>
             </w:pPr>
-            <w:r>
-              <w:rPr>
-                <w:color w:val="FF0000"/>
-                <w:sz w:val="21"/>
-                <w:szCs w:val="21"/>
-              </w:rPr>
-              <w:t>c.578A&gt;G</w:t>
-            </w:r>
-            <w:r>
-              <w:rPr>
-                <w:color w:val="FF0000"/>
-                <w:sz w:val="21"/>
-                <w:szCs w:val="21"/>
-              </w:rPr>
-              <w:br/>
-              <w:t>（p.K193R）</w:t>
-            </w:r>
-          </w:p>
-        </w:tc>
-        <w:tc>
-          <w:tcPr>
-            <w:tcW w:w="0" w:type="auto"/>
-            <w:vAlign w:val="center"/>
-          </w:tcPr>
-          <w:p>
-            <w:pPr>
-              <w:jc w:val="center"/>
-              <w:rPr>
-                <w:rFonts w:hint="eastAsia"/>
-                <w:color w:val="FF0000"/>
-                <w:sz w:val="21"/>
-                <w:szCs w:val="21"/>
-              </w:rPr>
-            </w:pPr>
-            <w:r>
-              <w:rPr>
-                <w:color w:val="FF0000"/>
-                <w:sz w:val="21"/>
-                <w:szCs w:val="21"/>
-              </w:rPr>
-              <w:t>3.8%</w:t>
-            </w:r>
-          </w:p>
-        </w:tc>
-        <w:tc>
-          <w:tcPr>
-            <w:tcW w:w="0" w:type="auto"/>
-            <w:vAlign w:val="center"/>
-          </w:tcPr>
-          <w:p>
-            <w:pPr>
-              <w:jc w:val="center"/>
-              <w:rPr>
-                <w:rFonts w:hint="eastAsia"/>
-                <w:color w:val="FF0000"/>
-                <w:sz w:val="21"/>
-                <w:szCs w:val="21"/>
-              </w:rPr>
-            </w:pPr>
-            <w:r>
-              <w:rPr>
-                <w:color w:val="FF0000"/>
-                <w:sz w:val="21"/>
-                <w:szCs w:val="21"/>
-              </w:rPr>
-              <w:t>-</w:t>
-            </w:r>
-          </w:p>
-        </w:tc>
-        <w:tc>
-          <w:tcPr>
-            <w:tcW w:w="0" w:type="auto"/>
-            <w:vAlign w:val="center"/>
-          </w:tcPr>
-          <w:p>
-            <w:pPr>
-              <w:jc w:val="center"/>
-              <w:rPr>
-                <w:rFonts w:hint="eastAsia"/>
-                <w:sz w:val="21"/>
-                <w:szCs w:val="21"/>
-              </w:rPr>
-            </w:pPr>
-            <w:r>
-              <w:rPr>
-                <w:color w:val="262626"/>
-                <w:sz w:val="21"/>
-                <w:szCs w:val="21"/>
-                <w14:textFill>
-                  <w14:solidFill>
-                    <w14:srgbClr w14:val="262626">
-                      <w14:lumMod w14:val="85000"/>
-                      <w14:lumOff w14:val="15000"/>
-                    </w14:srgbClr>
-                  </w14:solidFill>
-                </w14:textFill>
-              </w:rPr>
-              <w:t>-</w:t>
-            </w:r>
-          </w:p>
-        </w:tc>
-        <w:tc>
-          <w:tcPr>
-            <w:tcW w:w="0" w:type="auto"/>
-            <w:vAlign w:val="center"/>
-          </w:tcPr>
-          <w:p>
-            <w:pPr>
-              <w:jc w:val="center"/>
-              <w:rPr>
-                <w:rFonts w:hint="eastAsia"/>
-                <w:sz w:val="21"/>
-                <w:szCs w:val="21"/>
-              </w:rPr>
-            </w:pPr>
-            <w:r>
-              <w:rPr>
-                <w:color w:val="262626"/>
-                <w:sz w:val="21"/>
-                <w:szCs w:val="21"/>
-                <w14:textFill>
-                  <w14:solidFill>
-                    <w14:srgbClr w14:val="262626">
-                      <w14:lumMod w14:val="85000"/>
-                      <w14:lumOff w14:val="15000"/>
-                    </w14:srgbClr>
-                  </w14:solidFill>
-                </w14:textFill>
-              </w:rPr>
-              <w:t>-</w:t>
-            </w:r>
+          </w:p>
+        </w:tc>
+        <w:tc>
+          <w:tcPr>
+            <w:tcW w:w="0" w:type="auto"/>
+            <w:shd w:val="clear" w:color="auto" w:fill="DEEBF7"/>
+            <w:vAlign w:val="center"/>
+          </w:tcPr>
+          <w:p>
+            <w:pPr>
+              <w:jc w:val="center"/>
+              <w:rPr>
+                <w:rFonts w:hint="eastAsia"/>
+                <w:color w:val="FF0000"/>
+                <w:sz w:val="21"/>
+                <w:szCs w:val="21"/>
+              </w:rPr>
+            </w:pPr>
+          </w:p>
+        </w:tc>
+        <w:tc>
+          <w:tcPr>
+            <w:tcW w:w="0" w:type="auto"/>
+            <w:shd w:val="clear" w:color="auto" w:fill="DEEBF7"/>
+            <w:vAlign w:val="center"/>
+          </w:tcPr>
+          <w:p>
+            <w:pPr>
+              <w:jc w:val="center"/>
+              <w:rPr>
+                <w:rFonts w:hint="eastAsia"/>
+                <w:color w:val="FF0000"/>
+                <w:sz w:val="21"/>
+                <w:szCs w:val="21"/>
+              </w:rPr>
+            </w:pPr>
+          </w:p>
+        </w:tc>
+        <w:tc>
+          <w:tcPr>
+            <w:tcW w:w="0" w:type="auto"/>
+            <w:shd w:val="clear" w:color="auto" w:fill="DEEBF7"/>
+            <w:vAlign w:val="center"/>
+          </w:tcPr>
+          <w:p>
+            <w:pPr>
+              <w:jc w:val="center"/>
+              <w:rPr>
+                <w:rFonts w:hint="eastAsia"/>
+                <w:sz w:val="21"/>
+                <w:szCs w:val="21"/>
+              </w:rPr>
+            </w:pPr>
+          </w:p>
+        </w:tc>
+        <w:tc>
+          <w:tcPr>
+            <w:tcW w:w="0" w:type="auto"/>
+            <w:shd w:val="clear" w:color="auto" w:fill="DEEBF7"/>
+            <w:vAlign w:val="center"/>
+          </w:tcPr>
+          <w:p>
+            <w:pPr>
+              <w:jc w:val="center"/>
+              <w:rPr>
+                <w:rFonts w:hint="eastAsia"/>
+                <w:sz w:val="21"/>
+                <w:szCs w:val="21"/>
+              </w:rPr>
+            </w:pPr>
           </w:p>
         </w:tc>
       </w:tr>
@@ -1779,7 +1157,6 @@
         <w:tc>
           <w:tcPr>
             <w:tcW w:w="0" w:type="auto"/>
-            <w:shd w:val="clear" w:color="auto" w:fill="DEEBF7"/>
             <w:vAlign w:val="center"/>
           </w:tcPr>
           <w:p>
@@ -1793,21 +1170,11 @@
                 <w:szCs w:val="21"/>
               </w:rPr>
             </w:pPr>
-            <w:r>
-              <w:rPr>
-                <w:i/>
-                <w:color w:val="FF0000"/>
-                <w:sz w:val="21"/>
-                <w:szCs w:val="21"/>
-              </w:rPr>
-              <w:t>FOXO1</w:t>
-            </w:r>
-          </w:p>
-        </w:tc>
-        <w:tc>
-          <w:tcPr>
-            <w:tcW w:w="0" w:type="auto"/>
-            <w:shd w:val="clear" w:color="auto" w:fill="DEEBF7"/>
+          </w:p>
+        </w:tc>
+        <w:tc>
+          <w:tcPr>
+            <w:tcW w:w="0" w:type="auto"/>
             <w:vAlign w:val="center"/>
           </w:tcPr>
           <w:p>
@@ -1820,141 +1187,72 @@
                 <w:szCs w:val="21"/>
               </w:rPr>
             </w:pPr>
-            <w:r>
-              <w:rPr>
-                <w:color w:val="FF0000"/>
-                <w:sz w:val="21"/>
-                <w:szCs w:val="21"/>
-              </w:rPr>
-              <w:t>c.210_212delCATinsTAA</w:t>
-            </w:r>
-            <w:r>
-              <w:rPr>
-                <w:color w:val="FF0000"/>
-                <w:sz w:val="21"/>
-                <w:szCs w:val="21"/>
-              </w:rPr>
-              <w:br/>
-              <w:t>（p.M71K）</w:t>
-            </w:r>
-          </w:p>
-        </w:tc>
-        <w:tc>
-          <w:tcPr>
-            <w:tcW w:w="0" w:type="auto"/>
-            <w:shd w:val="clear" w:color="auto" w:fill="DEEBF7"/>
-            <w:vAlign w:val="center"/>
-          </w:tcPr>
-          <w:p>
-            <w:pPr>
-              <w:jc w:val="center"/>
-              <w:rPr>
-                <w:rFonts w:hint="eastAsia"/>
-                <w:color w:val="FF0000"/>
-                <w:sz w:val="21"/>
-                <w:szCs w:val="21"/>
-              </w:rPr>
-            </w:pPr>
-            <w:r>
-              <w:rPr>
-                <w:color w:val="FF0000"/>
-                <w:sz w:val="21"/>
-                <w:szCs w:val="21"/>
-              </w:rPr>
-              <w:t>1.8%</w:t>
-            </w:r>
-          </w:p>
-        </w:tc>
-        <w:tc>
-          <w:tcPr>
-            <w:tcW w:w="0" w:type="auto"/>
-            <w:shd w:val="clear" w:color="auto" w:fill="DEEBF7"/>
-            <w:vAlign w:val="center"/>
-          </w:tcPr>
-          <w:p>
-            <w:pPr>
-              <w:jc w:val="center"/>
-              <w:rPr>
-                <w:rFonts w:hint="eastAsia"/>
-                <w:color w:val="FF0000"/>
-                <w:sz w:val="21"/>
-                <w:szCs w:val="21"/>
-              </w:rPr>
-            </w:pPr>
-            <w:r>
-              <w:rPr>
-                <w:color w:val="FF0000"/>
-                <w:sz w:val="21"/>
-                <w:szCs w:val="21"/>
-              </w:rPr>
-              <w:t>-</w:t>
-            </w:r>
-          </w:p>
-        </w:tc>
-        <w:tc>
-          <w:tcPr>
-            <w:tcW w:w="0" w:type="auto"/>
-            <w:shd w:val="clear" w:color="auto" w:fill="DEEBF7"/>
-            <w:vAlign w:val="center"/>
-          </w:tcPr>
-          <w:p>
-            <w:pPr>
-              <w:jc w:val="center"/>
-              <w:rPr>
-                <w:rFonts w:hint="eastAsia"/>
-                <w:sz w:val="21"/>
-                <w:szCs w:val="21"/>
-              </w:rPr>
-            </w:pPr>
-            <w:r>
-              <w:rPr>
-                <w:color w:val="262626"/>
-                <w:sz w:val="21"/>
-                <w:szCs w:val="21"/>
-                <w14:textFill>
-                  <w14:solidFill>
-                    <w14:srgbClr w14:val="262626">
-                      <w14:lumMod w14:val="85000"/>
-                      <w14:lumOff w14:val="15000"/>
-                    </w14:srgbClr>
-                  </w14:solidFill>
-                </w14:textFill>
-              </w:rPr>
-              <w:t>-</w:t>
-            </w:r>
-          </w:p>
-        </w:tc>
-        <w:tc>
-          <w:tcPr>
-            <w:tcW w:w="0" w:type="auto"/>
-            <w:shd w:val="clear" w:color="auto" w:fill="DEEBF7"/>
-            <w:vAlign w:val="center"/>
-          </w:tcPr>
-          <w:p>
-            <w:pPr>
-              <w:jc w:val="center"/>
-              <w:rPr>
-                <w:rFonts w:hint="eastAsia"/>
-                <w:sz w:val="21"/>
-                <w:szCs w:val="21"/>
-              </w:rPr>
-            </w:pPr>
-            <w:r>
-              <w:rPr>
-                <w:color w:val="262626"/>
-                <w:sz w:val="21"/>
-                <w:szCs w:val="21"/>
-                <w14:textFill>
-                  <w14:solidFill>
-                    <w14:srgbClr w14:val="262626">
-                      <w14:lumMod w14:val="85000"/>
-                      <w14:lumOff w14:val="15000"/>
-                    </w14:srgbClr>
-                  </w14:solidFill>
-                </w14:textFill>
-              </w:rPr>
-              <w:t>-</w:t>
-            </w:r>
+          </w:p>
+        </w:tc>
+        <w:tc>
+          <w:tcPr>
+            <w:tcW w:w="0" w:type="auto"/>
+            <w:vAlign w:val="center"/>
+          </w:tcPr>
+          <w:p>
+            <w:pPr>
+              <w:jc w:val="center"/>
+              <w:rPr>
+                <w:rFonts w:hint="eastAsia"/>
+                <w:color w:val="FF0000"/>
+                <w:sz w:val="21"/>
+                <w:szCs w:val="21"/>
+              </w:rPr>
+            </w:pPr>
+          </w:p>
+        </w:tc>
+        <w:tc>
+          <w:tcPr>
+            <w:tcW w:w="0" w:type="auto"/>
+            <w:vAlign w:val="center"/>
+          </w:tcPr>
+          <w:p>
+            <w:pPr>
+              <w:jc w:val="center"/>
+              <w:rPr>
+                <w:rFonts w:hint="eastAsia"/>
+                <w:color w:val="FF0000"/>
+                <w:sz w:val="21"/>
+                <w:szCs w:val="21"/>
+              </w:rPr>
+            </w:pPr>
+          </w:p>
+        </w:tc>
+        <w:tc>
+          <w:tcPr>
+            <w:tcW w:w="0" w:type="auto"/>
+            <w:vAlign w:val="center"/>
+          </w:tcPr>
+          <w:p>
+            <w:pPr>
+              <w:jc w:val="center"/>
+              <w:rPr>
+                <w:rFonts w:hint="eastAsia"/>
+                <w:sz w:val="21"/>
+                <w:szCs w:val="21"/>
+              </w:rPr>
+            </w:pPr>
+          </w:p>
+        </w:tc>
+        <w:tc>
+          <w:tcPr>
+            <w:tcW w:w="0" w:type="auto"/>
+            <w:vAlign w:val="center"/>
+          </w:tcPr>
+          <w:p>
+            <w:pPr>
+              <w:jc w:val="center"/>
+              <w:rPr>
+                <w:rFonts w:hint="eastAsia"/>
+                <w:sz w:val="21"/>
+                <w:szCs w:val="21"/>
+              </w:rPr>
+            </w:pPr>
           </w:p>
         </w:tc>
       </w:tr>
@@ -1966,6 +1264,7 @@
         <w:tc>
           <w:tcPr>
             <w:tcW w:w="0" w:type="auto"/>
+            <w:shd w:val="clear" w:color="auto" w:fill="DEEBF7"/>
             <w:vAlign w:val="center"/>
           </w:tcPr>
           <w:p>
@@ -1979,15 +1278,118 @@
                 <w:szCs w:val="21"/>
               </w:rPr>
             </w:pPr>
-            <w:r>
-              <w:rPr>
+          </w:p>
+        </w:tc>
+        <w:tc>
+          <w:tcPr>
+            <w:tcW w:w="0" w:type="auto"/>
+            <w:shd w:val="clear" w:color="auto" w:fill="DEEBF7"/>
+            <w:vAlign w:val="center"/>
+          </w:tcPr>
+          <w:p>
+            <w:pPr>
+              <w:jc w:val="center"/>
+              <w:rPr>
+                <w:rFonts w:cs="微软雅黑" w:hint="eastAsia"/>
+                <w:color w:val="FF0000"/>
+                <w:sz w:val="21"/>
+                <w:szCs w:val="21"/>
+              </w:rPr>
+            </w:pPr>
+          </w:p>
+        </w:tc>
+        <w:tc>
+          <w:tcPr>
+            <w:tcW w:w="0" w:type="auto"/>
+            <w:shd w:val="clear" w:color="auto" w:fill="DEEBF7"/>
+            <w:vAlign w:val="center"/>
+          </w:tcPr>
+          <w:p>
+            <w:pPr>
+              <w:jc w:val="center"/>
+              <w:rPr>
+                <w:rFonts w:hint="eastAsia"/>
+                <w:color w:val="FF0000"/>
+                <w:sz w:val="21"/>
+                <w:szCs w:val="21"/>
+              </w:rPr>
+            </w:pPr>
+          </w:p>
+        </w:tc>
+        <w:tc>
+          <w:tcPr>
+            <w:tcW w:w="0" w:type="auto"/>
+            <w:shd w:val="clear" w:color="auto" w:fill="DEEBF7"/>
+            <w:vAlign w:val="center"/>
+          </w:tcPr>
+          <w:p>
+            <w:pPr>
+              <w:jc w:val="center"/>
+              <w:rPr>
+                <w:rFonts w:hint="eastAsia"/>
+                <w:color w:val="FF0000"/>
+                <w:sz w:val="21"/>
+                <w:szCs w:val="21"/>
+              </w:rPr>
+            </w:pPr>
+          </w:p>
+        </w:tc>
+        <w:tc>
+          <w:tcPr>
+            <w:tcW w:w="0" w:type="auto"/>
+            <w:shd w:val="clear" w:color="auto" w:fill="DEEBF7"/>
+            <w:vAlign w:val="center"/>
+          </w:tcPr>
+          <w:p>
+            <w:pPr>
+              <w:jc w:val="center"/>
+              <w:rPr>
+                <w:rFonts w:hint="eastAsia"/>
+                <w:sz w:val="21"/>
+                <w:szCs w:val="21"/>
+              </w:rPr>
+            </w:pPr>
+          </w:p>
+        </w:tc>
+        <w:tc>
+          <w:tcPr>
+            <w:tcW w:w="0" w:type="auto"/>
+            <w:shd w:val="clear" w:color="auto" w:fill="DEEBF7"/>
+            <w:vAlign w:val="center"/>
+          </w:tcPr>
+          <w:p>
+            <w:pPr>
+              <w:jc w:val="center"/>
+              <w:rPr>
+                <w:rFonts w:hint="eastAsia"/>
+                <w:sz w:val="21"/>
+                <w:szCs w:val="21"/>
+              </w:rPr>
+            </w:pPr>
+          </w:p>
+        </w:tc>
+      </w:tr>
+      <w:tr>
+        <w:trPr>
+          <w:trHeight w:val="555"/>
+          <w:jc w:val="center"/>
+        </w:trPr>
+        <w:tc>
+          <w:tcPr>
+            <w:tcW w:w="0" w:type="auto"/>
+            <w:vAlign w:val="center"/>
+          </w:tcPr>
+          <w:p>
+            <w:pPr>
+              <w:jc w:val="center"/>
+              <w:rPr>
+                <w:rFonts w:hint="eastAsia"/>
                 <w:i/>
                 <w:color w:val="FF0000"/>
                 <w:sz w:val="21"/>
                 <w:szCs w:val="21"/>
               </w:rPr>
-              <w:t>APC</w:t>
-            </w:r>
+            </w:pPr>
           </w:p>
         </w:tc>
         <w:tc>
@@ -2005,137 +1407,72 @@
                 <w:szCs w:val="21"/>
               </w:rPr>
             </w:pPr>
-            <w:r>
-              <w:rPr>
-                <w:color w:val="FF0000"/>
-                <w:sz w:val="21"/>
-                <w:szCs w:val="21"/>
-              </w:rPr>
-              <w:t>c.4135G&gt;T</w:t>
-            </w:r>
-            <w:r>
-              <w:rPr>
-                <w:color w:val="FF0000"/>
-                <w:sz w:val="21"/>
-                <w:szCs w:val="21"/>
-              </w:rPr>
-              <w:br/>
-              <w:t>（p.E1379*）</w:t>
-            </w:r>
-          </w:p>
-        </w:tc>
-        <w:tc>
-          <w:tcPr>
-            <w:tcW w:w="0" w:type="auto"/>
-            <w:vAlign w:val="center"/>
-          </w:tcPr>
-          <w:p>
-            <w:pPr>
-              <w:jc w:val="center"/>
-              <w:rPr>
-                <w:rFonts w:hint="eastAsia"/>
-                <w:color w:val="FF0000"/>
-                <w:sz w:val="21"/>
-                <w:szCs w:val="21"/>
-              </w:rPr>
-            </w:pPr>
-            <w:r>
-              <w:rPr>
-                <w:color w:val="FF0000"/>
-                <w:sz w:val="21"/>
-                <w:szCs w:val="21"/>
-              </w:rPr>
-              <w:t>-</w:t>
-            </w:r>
-          </w:p>
-        </w:tc>
-        <w:tc>
-          <w:tcPr>
-            <w:tcW w:w="0" w:type="auto"/>
-            <w:vAlign w:val="center"/>
-          </w:tcPr>
-          <w:p>
-            <w:pPr>
-              <w:jc w:val="center"/>
-              <w:rPr>
-                <w:rFonts w:hint="eastAsia"/>
-                <w:color w:val="FF0000"/>
-                <w:sz w:val="21"/>
-                <w:szCs w:val="21"/>
-              </w:rPr>
-            </w:pPr>
-            <w:r>
-              <w:rPr>
-                <w:color w:val="FF0000"/>
-                <w:sz w:val="21"/>
-                <w:szCs w:val="21"/>
-              </w:rPr>
-              <w:t>6.1%</w:t>
-            </w:r>
-          </w:p>
-        </w:tc>
-        <w:tc>
-          <w:tcPr>
-            <w:tcW w:w="0" w:type="auto"/>
-            <w:vAlign w:val="center"/>
-          </w:tcPr>
-          <w:p>
-            <w:pPr>
-              <w:jc w:val="center"/>
-              <w:rPr>
-                <w:rFonts w:hint="eastAsia"/>
-                <w:sz w:val="21"/>
-                <w:szCs w:val="21"/>
-              </w:rPr>
-            </w:pPr>
-            <w:r>
-              <w:rPr>
-                <w:color w:val="262626"/>
-                <w:sz w:val="21"/>
-                <w:szCs w:val="21"/>
-                <w14:textFill>
-                  <w14:solidFill>
-                    <w14:srgbClr w14:val="262626">
-                      <w14:lumMod w14:val="85000"/>
-                      <w14:lumOff w14:val="15000"/>
-                    </w14:srgbClr>
-                  </w14:solidFill>
-                </w14:textFill>
-              </w:rPr>
-              <w:t>-</w:t>
-            </w:r>
-          </w:p>
-        </w:tc>
-        <w:tc>
-          <w:tcPr>
-            <w:tcW w:w="0" w:type="auto"/>
-            <w:vAlign w:val="center"/>
-          </w:tcPr>
-          <w:p>
-            <w:pPr>
-              <w:jc w:val="center"/>
-              <w:rPr>
-                <w:rFonts w:hint="eastAsia"/>
-                <w:sz w:val="21"/>
-                <w:szCs w:val="21"/>
-              </w:rPr>
-            </w:pPr>
-            <w:r>
-              <w:rPr>
-                <w:color w:val="262626"/>
-                <w:sz w:val="21"/>
-                <w:szCs w:val="21"/>
-                <w14:textFill>
-                  <w14:solidFill>
-                    <w14:srgbClr w14:val="262626">
-                      <w14:lumMod w14:val="85000"/>
-                      <w14:lumOff w14:val="15000"/>
-                    </w14:srgbClr>
-                  </w14:solidFill>
-                </w14:textFill>
-              </w:rPr>
-              <w:t>-</w:t>
-            </w:r>
+          </w:p>
+        </w:tc>
+        <w:tc>
+          <w:tcPr>
+            <w:tcW w:w="0" w:type="auto"/>
+            <w:vAlign w:val="center"/>
+          </w:tcPr>
+          <w:p>
+            <w:pPr>
+              <w:jc w:val="center"/>
+              <w:rPr>
+                <w:rFonts w:hint="eastAsia"/>
+                <w:color w:val="FF0000"/>
+                <w:sz w:val="21"/>
+                <w:szCs w:val="21"/>
+              </w:rPr>
+            </w:pPr>
+          </w:p>
+        </w:tc>
+        <w:tc>
+          <w:tcPr>
+            <w:tcW w:w="0" w:type="auto"/>
+            <w:vAlign w:val="center"/>
+          </w:tcPr>
+          <w:p>
+            <w:pPr>
+              <w:jc w:val="center"/>
+              <w:rPr>
+                <w:rFonts w:hint="eastAsia"/>
+                <w:color w:val="FF0000"/>
+                <w:sz w:val="21"/>
+                <w:szCs w:val="21"/>
+              </w:rPr>
+            </w:pPr>
+          </w:p>
+        </w:tc>
+        <w:tc>
+          <w:tcPr>
+            <w:tcW w:w="0" w:type="auto"/>
+            <w:vAlign w:val="center"/>
+          </w:tcPr>
+          <w:p>
+            <w:pPr>
+              <w:jc w:val="center"/>
+              <w:rPr>
+                <w:rFonts w:hint="eastAsia"/>
+                <w:sz w:val="21"/>
+                <w:szCs w:val="21"/>
+              </w:rPr>
+            </w:pPr>
+          </w:p>
+        </w:tc>
+        <w:tc>
+          <w:tcPr>
+            <w:tcW w:w="0" w:type="auto"/>
+            <w:vAlign w:val="center"/>
+          </w:tcPr>
+          <w:p>
+            <w:pPr>
+              <w:jc w:val="center"/>
+              <w:rPr>
+                <w:rFonts w:hint="eastAsia"/>
+                <w:sz w:val="21"/>
+                <w:szCs w:val="21"/>
+              </w:rPr>
+            </w:pPr>
           </w:p>
         </w:tc>
       </w:tr>
@@ -2161,25 +1498,6 @@
                 <w:szCs w:val="21"/>
               </w:rPr>
             </w:pPr>
-            <w:r>
-              <w:rPr>
-                <w:i/>
-                <w:color w:val="FF0000"/>
-                <w:sz w:val="21"/>
-                <w:szCs w:val="21"/>
-              </w:rPr>
-              <w:t>RNF144A-ALK</w:t>
-            </w:r>
-            <w:r>
-              <w:rPr>
-                <w:rFonts w:hint="eastAsia"/>
-                <w:iCs/>
-                <w:color w:val="FF0000"/>
-                <w:sz w:val="21"/>
-                <w:szCs w:val="21"/>
-              </w:rPr>
-              <w:t>*</w:t>
-            </w:r>
           </w:p>
         </w:tc>
         <w:tc>
@@ -2198,246 +1516,80 @@
                 <w:szCs w:val="21"/>
               </w:rPr>
             </w:pPr>
-            <w:r>
-              <w:rPr>
-                <w:color w:val="FF0000"/>
-                <w:sz w:val="21"/>
-                <w:szCs w:val="21"/>
-              </w:rPr>
-              <w:t>融合</w:t>
-            </w:r>
-          </w:p>
-        </w:tc>
-        <w:tc>
-          <w:tcPr>
-            <w:tcW w:w="0" w:type="auto"/>
-            <w:shd w:val="clear" w:color="auto" w:fill="DEEBF7"/>
-            <w:vAlign w:val="center"/>
-          </w:tcPr>
-          <w:p>
-            <w:pPr>
-              <w:jc w:val="center"/>
-              <w:rPr>
-                <w:rFonts w:hint="eastAsia"/>
-                <w:color w:val="FF0000"/>
-                <w:sz w:val="21"/>
-                <w:szCs w:val="21"/>
-              </w:rPr>
-            </w:pPr>
-            <w:r>
-              <w:rPr>
-                <w:color w:val="FF0000"/>
-                <w:sz w:val="21"/>
-                <w:szCs w:val="21"/>
-              </w:rPr>
-              <w:t>16.3%</w:t>
-            </w:r>
-          </w:p>
-        </w:tc>
-        <w:tc>
-          <w:tcPr>
-            <w:tcW w:w="0" w:type="auto"/>
-            <w:shd w:val="clear" w:color="auto" w:fill="DEEBF7"/>
-            <w:vAlign w:val="center"/>
-          </w:tcPr>
-          <w:p>
-            <w:pPr>
-              <w:jc w:val="center"/>
-              <w:rPr>
-                <w:rFonts w:hint="eastAsia"/>
-                <w:color w:val="FF0000"/>
-                <w:sz w:val="21"/>
-                <w:szCs w:val="21"/>
-              </w:rPr>
-            </w:pPr>
-            <w:r>
-              <w:rPr>
-                <w:color w:val="FF0000"/>
-                <w:sz w:val="21"/>
-                <w:szCs w:val="21"/>
-              </w:rPr>
-              <w:t>-</w:t>
-            </w:r>
-          </w:p>
-        </w:tc>
-        <w:tc>
-          <w:tcPr>
-            <w:tcW w:w="0" w:type="auto"/>
-            <w:shd w:val="clear" w:color="auto" w:fill="DEEBF7"/>
-            <w:vAlign w:val="center"/>
-          </w:tcPr>
-          <w:p>
-            <w:pPr>
-              <w:jc w:val="center"/>
-              <w:rPr>
-                <w:rFonts w:hint="eastAsia"/>
-                <w:sz w:val="21"/>
-                <w:szCs w:val="21"/>
-              </w:rPr>
-            </w:pPr>
-            <w:r>
-              <w:rPr>
-                <w:color w:val="262626"/>
-                <w:sz w:val="21"/>
-                <w:szCs w:val="21"/>
-                <w14:textFill>
-                  <w14:solidFill>
-                    <w14:srgbClr w14:val="262626">
-                      <w14:lumMod w14:val="85000"/>
-                      <w14:lumOff w14:val="15000"/>
-                    </w14:srgbClr>
-                  </w14:solidFill>
-                </w14:textFill>
-              </w:rPr>
-              <w:t>-</w:t>
-            </w:r>
-          </w:p>
-        </w:tc>
-        <w:tc>
-          <w:tcPr>
-            <w:tcW w:w="0" w:type="auto"/>
-            <w:shd w:val="clear" w:color="auto" w:fill="DEEBF7"/>
-            <w:vAlign w:val="center"/>
-          </w:tcPr>
-          <w:p>
-            <w:pPr>
-              <w:jc w:val="center"/>
-              <w:rPr>
-                <w:rFonts w:hint="eastAsia"/>
-                <w:sz w:val="21"/>
-                <w:szCs w:val="21"/>
-              </w:rPr>
-            </w:pPr>
-            <w:r>
-              <w:rPr>
-                <w:color w:val="262626"/>
-                <w:sz w:val="21"/>
-                <w:szCs w:val="21"/>
-                <w14:textFill>
-                  <w14:solidFill>
-                    <w14:srgbClr w14:val="262626">
-                      <w14:lumMod w14:val="85000"/>
-                      <w14:lumOff w14:val="15000"/>
-                    </w14:srgbClr>
-                  </w14:solidFill>
-                </w14:textFill>
-              </w:rPr>
-              <w:t>-</w:t>
-            </w:r>
+          </w:p>
+        </w:tc>
+        <w:tc>
+          <w:tcPr>
+            <w:tcW w:w="0" w:type="auto"/>
+            <w:shd w:val="clear" w:color="auto" w:fill="DEEBF7"/>
+            <w:vAlign w:val="center"/>
+          </w:tcPr>
+          <w:p>
+            <w:pPr>
+              <w:jc w:val="center"/>
+              <w:rPr>
+                <w:rFonts w:hint="eastAsia"/>
+                <w:color w:val="FF0000"/>
+                <w:sz w:val="21"/>
+                <w:szCs w:val="21"/>
+              </w:rPr>
+            </w:pPr>
+          </w:p>
+        </w:tc>
+        <w:tc>
+          <w:tcPr>
+            <w:tcW w:w="0" w:type="auto"/>
+            <w:shd w:val="clear" w:color="auto" w:fill="DEEBF7"/>
+            <w:vAlign w:val="center"/>
+          </w:tcPr>
+          <w:p>
+            <w:pPr>
+              <w:jc w:val="center"/>
+              <w:rPr>
+                <w:rFonts w:hint="eastAsia"/>
+                <w:color w:val="FF0000"/>
+                <w:sz w:val="21"/>
+                <w:szCs w:val="21"/>
+              </w:rPr>
+            </w:pPr>
+          </w:p>
+        </w:tc>
+        <w:tc>
+          <w:tcPr>
+            <w:tcW w:w="0" w:type="auto"/>
+            <w:shd w:val="clear" w:color="auto" w:fill="DEEBF7"/>
+            <w:vAlign w:val="center"/>
+          </w:tcPr>
+          <w:p>
+            <w:pPr>
+              <w:jc w:val="center"/>
+              <w:rPr>
+                <w:rFonts w:hint="eastAsia"/>
+                <w:sz w:val="21"/>
+                <w:szCs w:val="21"/>
+              </w:rPr>
+            </w:pPr>
+          </w:p>
+        </w:tc>
+        <w:tc>
+          <w:tcPr>
+            <w:tcW w:w="0" w:type="auto"/>
+            <w:shd w:val="clear" w:color="auto" w:fill="DEEBF7"/>
+            <w:vAlign w:val="center"/>
+          </w:tcPr>
+          <w:p>
+            <w:pPr>
+              <w:jc w:val="center"/>
+              <w:rPr>
+                <w:rFonts w:hint="eastAsia"/>
+                <w:sz w:val="21"/>
+                <w:szCs w:val="21"/>
+              </w:rPr>
+            </w:pPr>
           </w:p>
         </w:tc>
       </w:tr>
     </w:tbl>
-    <w:p>
-      <w:pPr>
-        <w:spacing w:beforeLines="50" w:before="156" w:line="276" w:lineRule="auto"/>
-        <w:rPr>
-          <w:rFonts w:hint="eastAsia"/>
-          <w:bCs/>
-          <w:sz w:val="21"/>
-          <w:szCs w:val="21"/>
-        </w:rPr>
-      </w:pPr>
-      <w:r>
-        <w:rPr>
-          <w:rFonts w:cs="微软雅黑" w:hint="eastAsia"/>
-          <w:bCs/>
-          <w:sz w:val="21"/>
-          <w:szCs w:val="21"/>
-        </w:rPr>
-        <w:t>注</w:t>
-      </w:r>
-      <w:r>
-        <w:rPr>
-          <w:rFonts w:cs="Malgun Gothic Semilight" w:hint="eastAsia"/>
-          <w:bCs/>
-          <w:sz w:val="21"/>
-          <w:szCs w:val="21"/>
-        </w:rPr>
-        <w:t>：</w:t>
-      </w:r>
-    </w:p>
-    <w:p>
-      <w:pPr>
-        <w:pStyle w:val="a9"/>
-        <w:widowControl w:val="0"/>
-        <w:numPr>
-          <w:ilvl w:val="0"/>
-          <w:numId w:val="1"/>
-        </w:numPr>
-        <w:adjustRightInd w:val="0"/>
-        <w:snapToGrid w:val="0"/>
-        <w:spacing w:line="276" w:lineRule="auto"/>
-        <w:contextualSpacing w:val="0"/>
-        <w:rPr>
-          <w:rFonts w:hint="eastAsia"/>
-          <w:sz w:val="21"/>
-          <w:szCs w:val="21"/>
-        </w:rPr>
-      </w:pPr>
-      <w:r>
-        <w:rPr>
-          <w:rFonts w:hint="eastAsia"/>
-          <w:sz w:val="21"/>
-          <w:szCs w:val="21"/>
-        </w:rPr>
-        <w:t>"-"表示本次检测未发现相关变异。</w:t>
-      </w:r>
-    </w:p>
-    <w:p>
-      <w:pPr>
-        <w:pStyle w:val="a9"/>
-        <w:widowControl w:val="0"/>
-        <w:numPr>
-          <w:ilvl w:val="0"/>
-          <w:numId w:val="1"/>
-        </w:numPr>
-        <w:adjustRightInd w:val="0"/>
-        <w:snapToGrid w:val="0"/>
-        <w:spacing w:line="276" w:lineRule="auto"/>
-        <w:contextualSpacing w:val="0"/>
-        <w:rPr>
-          <w:rFonts w:hint="eastAsia"/>
-          <w:sz w:val="21"/>
-          <w:szCs w:val="21"/>
-        </w:rPr>
-      </w:pPr>
-      <w:r>
-        <w:rPr>
-          <w:rFonts w:hint="eastAsia"/>
-          <w:sz w:val="21"/>
-          <w:szCs w:val="21"/>
-        </w:rPr>
-        <w:t>上表仅列出重要基因编码区功能性变异。</w:t>
-      </w:r>
-    </w:p>
-    <w:p>
-      <w:pPr>
-        <w:pStyle w:val="a9"/>
-        <w:widowControl w:val="0"/>
-        <w:numPr>
-          <w:ilvl w:val="0"/>
-          <w:numId w:val="1"/>
-        </w:numPr>
-        <w:adjustRightInd w:val="0"/>
-        <w:snapToGrid w:val="0"/>
-        <w:spacing w:line="276" w:lineRule="auto"/>
-        <w:contextualSpacing w:val="0"/>
-        <w:rPr>
-          <w:rFonts w:hint="eastAsia"/>
-          <w:sz w:val="21"/>
-          <w:szCs w:val="21"/>
-        </w:rPr>
-      </w:pPr>
-      <w:r>
-        <w:rPr>
-          <w:rFonts w:hint="eastAsia"/>
-          <w:sz w:val="21"/>
-          <w:szCs w:val="21"/>
-        </w:rPr>
-        <w:t>"*"表示该位点为非个性化监测位点。</w:t>
-      </w:r>
-    </w:p>
     <w:p>
       <w:pPr>
         <w:rPr>
@@ -3495,7 +2647,7 @@
   <w:style w:type="paragraph" w:styleId="a9">
     <w:name w:val="List Paragraph"/>
     <w:basedOn w:val="a"/>
-    <w:link w:val="11"/>
+    <w:link w:val="aa"/>
     <w:uiPriority w:val="34"/>
     <w:qFormat/>
     <w:rsid w:val="00D8572E"/>
@@ -3504,7 +2656,7 @@
       <w:contextualSpacing/>
     </w:pPr>
   </w:style>
-  <w:style w:type="character" w:styleId="aa">
+  <w:style w:type="character" w:styleId="ab">
     <w:name w:val="Intense Emphasis"/>
     <w:basedOn w:val="a0"/>
     <w:uiPriority w:val="21"/>
@@ -3516,11 +2668,11 @@
       <w:color w:val="2F5496" w:themeColor="accent1" w:themeShade="BF"/>
     </w:rPr>
   </w:style>
-  <w:style w:type="paragraph" w:styleId="ab">
+  <w:style w:type="paragraph" w:styleId="ac">
     <w:name w:val="Intense Quote"/>
     <w:basedOn w:val="a"/>
     <w:next w:val="a"/>
-    <w:link w:val="ac"/>
+    <w:link w:val="ad"/>
     <w:uiPriority w:val="30"/>
     <w:qFormat/>
     <w:rsid w:val="00D8572E"/>
@@ -3539,10 +2691,10 @@
       <w:color w:val="2F5496" w:themeColor="accent1" w:themeShade="BF"/>
     </w:rPr>
   </w:style>
-  <w:style w:type="character" w:customStyle="1" w:styleId="ac">
+  <w:style w:type="character" w:customStyle="1" w:styleId="ad">
     <w:name w:val="明显引用 字符"/>
     <w:basedOn w:val="a0"/>
-    <w:link w:val="ab"/>
+    <w:link w:val="ac"/>
     <w:uiPriority w:val="30"/>
     <w:rsid w:val="00D8572E"/>
     <w:rPr>
@@ -3551,7 +2703,7 @@
       <w:color w:val="2F5496" w:themeColor="accent1" w:themeShade="BF"/>
     </w:rPr>
   </w:style>
-  <w:style w:type="character" w:styleId="ad">
+  <w:style w:type="character" w:styleId="ae">
     <w:name w:val="Intense Reference"/>
     <w:basedOn w:val="a0"/>
     <w:uiPriority w:val="32"/>
@@ -3565,10 +2717,10 @@
       <w:spacing w:val="5"/>
     </w:rPr>
   </w:style>
-  <w:style w:type="paragraph" w:styleId="ae">
+  <w:style w:type="paragraph" w:styleId="af">
     <w:name w:val="header"/>
     <w:basedOn w:val="a"/>
-    <w:link w:val="af"/>
+    <w:link w:val="af0"/>
     <w:uiPriority w:val="99"/>
     <w:unhideWhenUsed/>
     <w:rsid w:val="003C4EF4"/>
@@ -3585,10 +2737,10 @@
       <w:szCs w:val="18"/>
     </w:rPr>
   </w:style>
-  <w:style w:type="character" w:customStyle="1" w:styleId="af">
+  <w:style w:type="character" w:customStyle="1" w:styleId="af0">
     <w:name w:val="页眉 字符"/>
     <w:basedOn w:val="a0"/>
-    <w:link w:val="ae"/>
+    <w:link w:val="af"/>
     <w:uiPriority w:val="99"/>
     <w:rsid w:val="003C4EF4"/>
     <w:rPr>
@@ -3596,10 +2748,10 @@
       <w:szCs w:val="18"/>
     </w:rPr>
   </w:style>
-  <w:style w:type="paragraph" w:styleId="af0">
+  <w:style w:type="paragraph" w:styleId="af1">
     <w:name w:val="footer"/>
     <w:basedOn w:val="a"/>
-    <w:link w:val="af1"/>
+    <w:link w:val="af2"/>
     <w:uiPriority w:val="99"/>
     <w:unhideWhenUsed/>
     <w:rsid w:val="003C4EF4"/>
@@ -3615,10 +2767,10 @@
       <w:szCs w:val="18"/>
     </w:rPr>
   </w:style>
-  <w:style w:type="character" w:customStyle="1" w:styleId="af1">
+  <w:style w:type="character" w:customStyle="1" w:styleId="af2">
     <w:name w:val="页脚 字符"/>
     <w:basedOn w:val="a0"/>
-    <w:link w:val="af0"/>
+    <w:link w:val="af1"/>
     <w:uiPriority w:val="99"/>
     <w:rsid w:val="003C4EF4"/>
     <w:rPr>
@@ -3626,8 +2778,8 @@
       <w:szCs w:val="18"/>
     </w:rPr>
   </w:style>
-  <w:style w:type="character" w:customStyle="1" w:styleId="11">
-    <w:name w:val="列表段落 字符1"/>
+  <w:style w:type="character" w:customStyle="1" w:styleId="aa">
+    <w:name w:val="列表段落 字符"/>
     <w:basedOn w:val="a0"/>
     <w:link w:val="a9"/>
     <w:uiPriority w:val="34"/>
